--- a/Documentations/Prompt_Library_Method_Statement_Studio.docx
+++ b/Documentations/Prompt_Library_Method_Statement_Studio.docx
@@ -15888,6 +15888,136 @@
         </w:tc>
       </w:tr>
     </w:tbl>
+    <w:p>
+      <w:r>
+        <w:br w:type="page"/>
+      </w:r>
+    </w:p>
+    <w:p>
+      <w:r>
+        <w:rPr>
+          <w:rFonts w:ascii="Aptos Display" w:hAnsi="Aptos Display"/>
+          <w:b/>
+          <w:color w:val="1F4E79"/>
+          <w:sz w:val="32"/>
+        </w:rPr>
+        <w:t>Latest Development Addendum - 2026-05-04</w:t>
+      </w:r>
+    </w:p>
+    <w:p>
+      <w:r>
+        <w:rPr>
+          <w:rFonts w:ascii="Aptos" w:hAnsi="Aptos"/>
+          <w:sz w:val="20"/>
+        </w:rPr>
+        <w:t>This addendum records current prompt/runtime behavior introduced during implementation. Prompt governance remains unchanged: source authority, no silent assumptions, and human confirmation remain mandatory.</w:t>
+      </w:r>
+    </w:p>
+    <w:p>
+      <w:r>
+        <w:rPr>
+          <w:rFonts w:ascii="Aptos Display" w:hAnsi="Aptos Display"/>
+          <w:b/>
+          <w:color w:val="1F4E79"/>
+          <w:sz w:val="24"/>
+        </w:rPr>
+        <w:t>Section Drafting Context</w:t>
+      </w:r>
+    </w:p>
+    <w:p>
+      <w:r>
+        <w:rPr>
+          <w:rFonts w:ascii="Aptos" w:hAnsi="Aptos"/>
+          <w:sz w:val="20"/>
+        </w:rPr>
+        <w:t>- Section drafting now includes user-provided section input as a first-class context source.</w:t>
+      </w:r>
+    </w:p>
+    <w:p>
+      <w:r>
+        <w:rPr>
+          <w:rFonts w:ascii="Aptos" w:hAnsi="Aptos"/>
+          <w:sz w:val="20"/>
+        </w:rPr>
+        <w:t>- The drafting prompt receives confirmed project details, current project document passages, selected precedent passages, gap items, conflicts, and the target section name.</w:t>
+      </w:r>
+    </w:p>
+    <w:p>
+      <w:r>
+        <w:rPr>
+          <w:rFonts w:ascii="Aptos" w:hAnsi="Aptos"/>
+          <w:sz w:val="20"/>
+        </w:rPr>
+        <w:t>- When the model cannot support a technical assertion from supplied context, it must keep or add an explicit [GAP:] marker.</w:t>
+      </w:r>
+    </w:p>
+    <w:p>
+      <w:r>
+        <w:rPr>
+          <w:rFonts w:ascii="Aptos Display" w:hAnsi="Aptos Display"/>
+          <w:b/>
+          <w:color w:val="1F4E79"/>
+          <w:sz w:val="24"/>
+        </w:rPr>
+        <w:t>Document AI OCR Context</w:t>
+      </w:r>
+    </w:p>
+    <w:p>
+      <w:r>
+        <w:rPr>
+          <w:rFonts w:ascii="Aptos" w:hAnsi="Aptos"/>
+          <w:sz w:val="20"/>
+        </w:rPr>
+        <w:t>- Document AI OCR is provider-configurable through DOCUMENT_AI_PROVIDER, DOCUMENT_AI_MODEL, DOCUMENT_AI_BASE_URL, and DOCUMENT_AI_API_KEY.</w:t>
+      </w:r>
+    </w:p>
+    <w:p>
+      <w:r>
+        <w:rPr>
+          <w:rFonts w:ascii="Aptos" w:hAnsi="Aptos"/>
+          <w:sz w:val="20"/>
+        </w:rPr>
+        <w:t>- Z.ai GLM-OCR is the recommended hosted OCR provider for scanned/table-heavy PDFs at this stage.</w:t>
+      </w:r>
+    </w:p>
+    <w:p>
+      <w:r>
+        <w:rPr>
+          <w:rFonts w:ascii="Aptos" w:hAnsi="Aptos"/>
+          <w:sz w:val="20"/>
+        </w:rPr>
+        <w:t>- The OCR layer splits large PDFs into provider-compliant batches before sending them to Document AI.</w:t>
+      </w:r>
+    </w:p>
+    <w:p>
+      <w:r>
+        <w:rPr>
+          <w:rFonts w:ascii="Aptos Display" w:hAnsi="Aptos Display"/>
+          <w:b/>
+          <w:color w:val="1F4E79"/>
+          <w:sz w:val="24"/>
+        </w:rPr>
+        <w:t>Safety And Empty Responses</w:t>
+      </w:r>
+    </w:p>
+    <w:p>
+      <w:r>
+        <w:rPr>
+          <w:rFonts w:ascii="Aptos" w:hAnsi="Aptos"/>
+          <w:sz w:val="20"/>
+        </w:rPr>
+        <w:t>- Empty drafting responses are treated as failures and surfaced clearly to the user instead of silently producing blank sections.</w:t>
+      </w:r>
+    </w:p>
+    <w:p>
+      <w:r>
+        <w:rPr>
+          <w:rFonts w:ascii="Aptos" w:hAnsi="Aptos"/>
+          <w:sz w:val="20"/>
+        </w:rPr>
+        <w:t>- Prompt outputs should continue to distinguish current project documents, user-confirmed details, historical precedent, and AI general wording.</w:t>
+      </w:r>
+    </w:p>
     <w:sectPr>
       <w:headerReference w:type="default" r:id="rId7"/>
       <w:footerReference w:type="default" r:id="rId8"/>
